--- a/handoff/phuc/ucs-results.docx
+++ b/handoff/phuc/ucs-results.docx
@@ -4958,7 +4958,7 @@
         <w:rPr>
           <w:lang w:val="vi"/>
         </w:rPr>
-        <w:t xml:space="preserve">Codex hỗ trợ đọc mã nguồn, trích nội dung DOCX, viết công cụ đối chiếu CSV, tính chênh lệch, soạn nhận xét/câu sửa và chuyển đổi, kiểm tra tài liệu. Số liệu gốc thuộc bộ đo của Quân; không dùng số minh họa thay dữ liệu. Phân tích mô tả và các suy luận từ code được phân biệt trong nội dung. Tác vụ đã yêu cầu: “làm P03”; quy trình soạn đã yêu cầu: tạo Markdown trước, chuyển qua DOCX bằng Pandoc rồi dùng XeLaTeX tạo PDF để kiểm tra. Phản hồi của Nam/Quân/Thiện sau bàn giao được ghi riêng, không được suy ra từ việc có file này.</w:t>
+        <w:t xml:space="preserve">Codex hỗ trợ đọc mã nguồn, trích nội dung DOCX, viết công cụ đối chiếu CSV, tính chênh lệch, dàn ý cho các nhận xét/câu sửa và chuyển đổi, kiểm tra tài liệu. Số liệu gốc thuộc bộ đo của Quân; không dùng số minh họa thay dữ liệu.</w:t>
       </w:r>
     </w:p>
     <w:sectPr>
